--- a/logbook/logbook minggu 1.docx
+++ b/logbook/logbook minggu 1.docx
@@ -493,7 +493,23 @@
           <w:szCs w:val="28"/>
           <w:lang w:val="en-US"/>
         </w:rPr>
-        <w:t>20 Januari 2025</w:t>
+        <w:t>19</w:t>
+      </w:r>
+      <w:r>
+        <w:rPr>
+          <w:sz w:val="28"/>
+          <w:szCs w:val="28"/>
+          <w:lang w:val="en-US"/>
+        </w:rPr>
+        <w:t xml:space="preserve"> Januari 202</w:t>
+      </w:r>
+      <w:r>
+        <w:rPr>
+          <w:sz w:val="28"/>
+          <w:szCs w:val="28"/>
+          <w:lang w:val="en-US"/>
+        </w:rPr>
+        <w:t>6</w:t>
       </w:r>
     </w:p>
     <w:p>
@@ -848,14 +864,13 @@
             <w:r>
               <w:rPr>
                 <w:rFonts w:ascii="Times New Roman" w:hAnsi="Times New Roman" w:cs="Times New Roman"/>
-                <w:noProof/>
                 <w:szCs w:val="24"/>
               </w:rPr>
               <w:drawing>
-                <wp:inline distT="0" distB="0" distL="0" distR="0" wp14:anchorId="5463755B" wp14:editId="069A0EAF">
+                <wp:inline distT="0" distB="0" distL="0" distR="0" wp14:anchorId="6B210827" wp14:editId="0601B98E">
                   <wp:extent cx="777240" cy="777240"/>
                   <wp:effectExtent l="0" t="0" r="3810" b="3810"/>
-                  <wp:docPr id="584195414" name="Picture 1"/>
+                  <wp:docPr id="2018907048" name="Picture 1"/>
                   <wp:cNvGraphicFramePr>
                     <a:graphicFrameLocks xmlns:a="http://schemas.openxmlformats.org/drawingml/2006/main" noChangeAspect="1"/>
                   </wp:cNvGraphicFramePr>
@@ -863,7 +878,7 @@
                     <a:graphicData uri="http://schemas.openxmlformats.org/drawingml/2006/picture">
                       <pic:pic xmlns:pic="http://schemas.openxmlformats.org/drawingml/2006/picture">
                         <pic:nvPicPr>
-                          <pic:cNvPr id="584195414" name=""/>
+                          <pic:cNvPr id="2018907048" name=""/>
                           <pic:cNvPicPr/>
                         </pic:nvPicPr>
                         <pic:blipFill>
@@ -1033,14 +1048,13 @@
             <w:r>
               <w:rPr>
                 <w:rFonts w:ascii="Times New Roman" w:hAnsi="Times New Roman" w:cs="Times New Roman"/>
-                <w:noProof/>
                 <w:szCs w:val="24"/>
               </w:rPr>
               <w:drawing>
-                <wp:inline distT="0" distB="0" distL="0" distR="0" wp14:anchorId="5F321542" wp14:editId="1F665BF8">
-                  <wp:extent cx="889635" cy="889635"/>
-                  <wp:effectExtent l="0" t="0" r="5715" b="5715"/>
-                  <wp:docPr id="1548892714" name="Picture 1"/>
+                <wp:inline distT="0" distB="0" distL="0" distR="0" wp14:anchorId="65C24474" wp14:editId="40DFE34A">
+                  <wp:extent cx="828675" cy="828675"/>
+                  <wp:effectExtent l="0" t="0" r="9525" b="9525"/>
+                  <wp:docPr id="1479598856" name="Picture 1"/>
                   <wp:cNvGraphicFramePr>
                     <a:graphicFrameLocks xmlns:a="http://schemas.openxmlformats.org/drawingml/2006/main" noChangeAspect="1"/>
                   </wp:cNvGraphicFramePr>
@@ -1048,11 +1062,11 @@
                     <a:graphicData uri="http://schemas.openxmlformats.org/drawingml/2006/picture">
                       <pic:pic xmlns:pic="http://schemas.openxmlformats.org/drawingml/2006/picture">
                         <pic:nvPicPr>
-                          <pic:cNvPr id="1548892714" name=""/>
+                          <pic:cNvPr id="1479598856" name=""/>
                           <pic:cNvPicPr/>
                         </pic:nvPicPr>
                         <pic:blipFill>
-                          <a:blip r:embed="rId6"/>
+                          <a:blip r:embed="rId5"/>
                           <a:stretch>
                             <a:fillRect/>
                           </a:stretch>
@@ -1060,7 +1074,7 @@
                         <pic:spPr>
                           <a:xfrm>
                             <a:off x="0" y="0"/>
-                            <a:ext cx="889635" cy="889635"/>
+                            <a:ext cx="828675" cy="828675"/>
                           </a:xfrm>
                           <a:prstGeom prst="rect">
                             <a:avLst/>
